--- a/parcial-3-jwt-dashboard-websockets/semana-14/README.docx
+++ b/parcial-3-jwt-dashboard-websockets/semana-14/README.docx
@@ -2,7 +2,7 @@
 <file path=word/document.xml><?xml version="1.0" encoding="utf-8"?>
 <w:document xmlns:w="http://schemas.openxmlformats.org/wordprocessingml/2006/main" xmlns:m="http://schemas.openxmlformats.org/officeDocument/2006/math" xmlns:r="http://schemas.openxmlformats.org/officeDocument/2006/relationships" xmlns:o="urn:schemas-microsoft-com:office:office" xmlns:v="urn:schemas-microsoft-com:vml" xmlns:w10="urn:schemas-microsoft-com:office:word" xmlns:a="http://schemas.openxmlformats.org/drawingml/2006/main" xmlns:pic="http://schemas.openxmlformats.org/drawingml/2006/picture" xmlns:wp="http://schemas.openxmlformats.org/drawingml/2006/wordprocessingDrawing">
   <w:body>
-    <w:bookmarkStart w:id="9" w:name="semana-14-23-27-nov--programación-web"/>
+    <w:bookmarkStart w:id="9" w:name="semana-14-23-27-nov-programación-web"/>
     <w:p>
       <w:pPr>
         <w:pStyle w:val="Heading1"/>
@@ -98,7 +98,25 @@
         <w:t xml:space="preserve"> </w:t>
       </w:r>
       <w:r>
-        <w:t xml:space="preserve">integrar un captcha (reCAPTCHA o uno propio simple) en el formulario de login; construir 2-3 vistas de dashboard (ej. "usuarios inscritos por curso", "bitácora de asistencia por usuario") con consultas que combinen tablas.</w:t>
+        <w:t xml:space="preserve">integrar un captcha (reCAPTCHA o uno propio simple) en el formulario de login; construir 2-3 vistas de dashboard (ej.</w:t>
+      </w:r>
+      <w:r>
+        <w:t xml:space="preserve"> </w:t>
+      </w:r>
+      <w:r>
+        <w:t xml:space="preserve">“usuarios inscritos por curso”</w:t>
+      </w:r>
+      <w:r>
+        <w:t xml:space="preserve">,</w:t>
+      </w:r>
+      <w:r>
+        <w:t xml:space="preserve"> </w:t>
+      </w:r>
+      <w:r>
+        <w:t xml:space="preserve">“bitácora de asistencia por usuario”</w:t>
+      </w:r>
+      <w:r>
+        <w:t xml:space="preserve">) con consultas que combinen tablas.</w:t>
       </w:r>
     </w:p>
     <w:p>
@@ -128,22 +146,28 @@
           <w:b/>
           <w:bCs/>
         </w:rPr>
-        <w:t xml:space="preserve">Archivos base:</w:t>
-      </w:r>
-      <w:r>
-        <w:t xml:space="preserve"> </w:t>
+        <w:t xml:space="preserve">Material de esta semana (</w:t>
       </w:r>
       <w:r>
         <w:rPr>
           <w:rStyle w:val="VerbatimChar"/>
-        </w:rPr>
-        <w:t xml:space="preserve">base/backend-captcha/captcha.js</w:t>
-      </w:r>
-      <w:r>
-        <w:t xml:space="preserve"> </w:t>
-      </w:r>
-      <w:r>
-        <w:t xml:space="preserve">(andamiaje),</w:t>
+          <w:b/>
+          <w:bCs/>
+        </w:rPr>
+        <w:t xml:space="preserve">base/</w:t>
+      </w:r>
+      <w:r>
+        <w:rPr>
+          <w:b/>
+          <w:bCs/>
+        </w:rPr>
+        <w:t xml:space="preserve">):</w:t>
+      </w:r>
+      <w:r>
+        <w:t xml:space="preserve"> </w:t>
+      </w:r>
+      <w:r>
+        <w:t xml:space="preserve">-</w:t>
       </w:r>
       <w:r>
         <w:t xml:space="preserve"> </w:t>
@@ -152,13 +176,13 @@
         <w:rPr>
           <w:rStyle w:val="VerbatimChar"/>
         </w:rPr>
-        <w:t xml:space="preserve">base/backend-dashboard/</w:t>
-      </w:r>
-      <w:r>
-        <w:t xml:space="preserve"> </w:t>
-      </w:r>
-      <w:r>
-        <w:t xml:space="preserve">(modelo/controlador/rutas vacíos),</w:t>
+        <w:t xml:space="preserve">backend-captcha/</w:t>
+      </w:r>
+      <w:r>
+        <w:t xml:space="preserve"> </w:t>
+      </w:r>
+      <w:r>
+        <w:t xml:space="preserve">y</w:t>
       </w:r>
       <w:r>
         <w:t xml:space="preserve"> </w:t>
@@ -167,13 +191,10 @@
         <w:rPr>
           <w:rStyle w:val="VerbatimChar"/>
         </w:rPr>
-        <w:t xml:space="preserve">base/frontend-dashboard/pages/dashboard.js</w:t>
-      </w:r>
-      <w:r>
-        <w:t xml:space="preserve"> </w:t>
-      </w:r>
-      <w:r>
-        <w:t xml:space="preserve">(componente vacío). "Cursos"/"bitácora" del enunciado = tablas reales</w:t>
+        <w:t xml:space="preserve">backend-dashboard/</w:t>
+      </w:r>
+      <w:r>
+        <w:t xml:space="preserve">: andamiaje vacío. En</w:t>
       </w:r>
       <w:r>
         <w:t xml:space="preserve"> </w:t>
@@ -182,22 +203,178 @@
         <w:rPr>
           <w:rStyle w:val="VerbatimChar"/>
         </w:rPr>
-        <w:t xml:space="preserve">talleres</w:t>
-      </w:r>
-      <w:r>
-        <w:t xml:space="preserve">/</w:t>
+        <w:t xml:space="preserve">backend-dashboard/models/</w:t>
+      </w:r>
+      <w:r>
+        <w:t xml:space="preserve">,</w:t>
+      </w:r>
+      <w:r>
+        <w:t xml:space="preserve"> </w:t>
       </w:r>
       <w:r>
         <w:rPr>
           <w:rStyle w:val="VerbatimChar"/>
         </w:rPr>
-        <w:t xml:space="preserve">asistencias</w:t>
-      </w:r>
-      <w:r>
-        <w:t xml:space="preserve"> </w:t>
-      </w:r>
-      <w:r>
-        <w:t xml:space="preserve">del repo semilla.</w:t>
+        <w:t xml:space="preserve">dashboard.model.js</w:t>
+      </w:r>
+      <w:r>
+        <w:t xml:space="preserve"> </w:t>
+      </w:r>
+      <w:r>
+        <w:t xml:space="preserve">ya elige con</w:t>
+      </w:r>
+      <w:r>
+        <w:t xml:space="preserve"> </w:t>
+      </w:r>
+      <w:r>
+        <w:rPr>
+          <w:rStyle w:val="VerbatimChar"/>
+        </w:rPr>
+        <w:t xml:space="preserve">DB_MOTOR</w:t>
+      </w:r>
+      <w:r>
+        <w:t xml:space="preserve"> </w:t>
+      </w:r>
+      <w:r>
+        <w:t xml:space="preserve">(usa tu</w:t>
+      </w:r>
+      <w:r>
+        <w:t xml:space="preserve"> </w:t>
+      </w:r>
+      <w:r>
+        <w:rPr>
+          <w:rStyle w:val="VerbatimChar"/>
+        </w:rPr>
+        <w:t xml:space="preserve">motor.js</w:t>
+      </w:r>
+      <w:r>
+        <w:t xml:space="preserve"> </w:t>
+      </w:r>
+      <w:r>
+        <w:t xml:space="preserve">de la semana 9); tú escribes</w:t>
+      </w:r>
+      <w:r>
+        <w:t xml:space="preserve"> </w:t>
+      </w:r>
+      <w:r>
+        <w:rPr>
+          <w:rStyle w:val="VerbatimChar"/>
+        </w:rPr>
+        <w:t xml:space="preserve">dashboard.model.mysql.js</w:t>
+      </w:r>
+      <w:r>
+        <w:t xml:space="preserve"> </w:t>
+      </w:r>
+      <w:r>
+        <w:t xml:space="preserve">(local, obligatorio) y</w:t>
+      </w:r>
+      <w:r>
+        <w:t xml:space="preserve"> </w:t>
+      </w:r>
+      <w:r>
+        <w:rPr>
+          <w:rStyle w:val="VerbatimChar"/>
+        </w:rPr>
+        <w:t xml:space="preserve">dashboard.model.supabase.js</w:t>
+      </w:r>
+      <w:r>
+        <w:t xml:space="preserve"> </w:t>
+      </w:r>
+      <w:r>
+        <w:t xml:space="preserve">(para publicar).</w:t>
+      </w:r>
+      <w:r>
+        <w:t xml:space="preserve"> </w:t>
+      </w:r>
+      <w:r>
+        <w:t xml:space="preserve">-</w:t>
+      </w:r>
+      <w:r>
+        <w:t xml:space="preserve"> </w:t>
+      </w:r>
+      <w:r>
+        <w:rPr>
+          <w:rStyle w:val="VerbatimChar"/>
+        </w:rPr>
+        <w:t xml:space="preserve">mini-proyecto-next/</w:t>
+      </w:r>
+      <w:r>
+        <w:t xml:space="preserve">: Copia el contenido de</w:t>
+      </w:r>
+      <w:r>
+        <w:t xml:space="preserve"> </w:t>
+      </w:r>
+      <w:r>
+        <w:rPr>
+          <w:rStyle w:val="VerbatimChar"/>
+        </w:rPr>
+        <w:t xml:space="preserve">base/mini-proyecto-next/</w:t>
+      </w:r>
+      <w:r>
+        <w:t xml:space="preserve"> </w:t>
+      </w:r>
+      <w:r>
+        <w:t xml:space="preserve">encima de tu app (la misma desde la semana 6). Trae</w:t>
+      </w:r>
+      <w:r>
+        <w:t xml:space="preserve"> </w:t>
+      </w:r>
+      <w:r>
+        <w:rPr>
+          <w:rStyle w:val="VerbatimChar"/>
+        </w:rPr>
+        <w:t xml:space="preserve">pages/login.js</w:t>
+      </w:r>
+      <w:r>
+        <w:t xml:space="preserve"> </w:t>
+      </w:r>
+      <w:r>
+        <w:t xml:space="preserve">con el captcha ya maquetado y el menú con «Dashboard».</w:t>
+      </w:r>
+      <w:r>
+        <w:t xml:space="preserve"> </w:t>
+      </w:r>
+      <w:r>
+        <w:rPr>
+          <w:rStyle w:val="VerbatimChar"/>
+        </w:rPr>
+        <w:t xml:space="preserve">pages/dashboard.js</w:t>
+      </w:r>
+      <w:r>
+        <w:t xml:space="preserve"> </w:t>
+      </w:r>
+      <w:r>
+        <w:t xml:space="preserve">trae las 2 tablas con sus encabezados; tú escribes</w:t>
+      </w:r>
+      <w:r>
+        <w:t xml:space="preserve"> </w:t>
+      </w:r>
+      <w:r>
+        <w:rPr>
+          <w:rStyle w:val="VerbatimChar"/>
+        </w:rPr>
+        <w:t xml:space="preserve">cargar()</w:t>
+      </w:r>
+      <w:r>
+        <w:t xml:space="preserve"> </w:t>
+      </w:r>
+      <w:r>
+        <w:t xml:space="preserve">(con</w:t>
+      </w:r>
+      <w:r>
+        <w:t xml:space="preserve"> </w:t>
+      </w:r>
+      <w:r>
+        <w:rPr>
+          <w:rStyle w:val="VerbatimChar"/>
+        </w:rPr>
+        <w:t xml:space="preserve">fetchConToken</w:t>
+      </w:r>
+      <w:r>
+        <w:t xml:space="preserve"> </w:t>
+      </w:r>
+      <w:r>
+        <w:t xml:space="preserve">y el 401) y las filas de cada tabla.</w:t>
       </w:r>
     </w:p>
     <w:p>
